--- a/klagomål/A 63190-2025 FSC-klagomål.docx
+++ b/klagomål/A 63190-2025 FSC-klagomål.docx
@@ -794,7 +794,7 @@
     <w:r>
       <w:tab/>
       <w:tab/>
-      <w:t>2026-09-04</w:t>
+      <w:t>2026-09-05</w:t>
       <w:br/>
       <w:br/>
     </w:r>

--- a/klagomål/A 63190-2025 FSC-klagomål.docx
+++ b/klagomål/A 63190-2025 FSC-klagomål.docx
@@ -794,7 +794,7 @@
     <w:r>
       <w:tab/>
       <w:tab/>
-      <w:t>2026-09-05</w:t>
+      <w:t>2026-09-06</w:t>
       <w:br/>
       <w:br/>
     </w:r>

--- a/klagomål/A 63190-2025 FSC-klagomål.docx
+++ b/klagomål/A 63190-2025 FSC-klagomål.docx
@@ -794,7 +794,7 @@
     <w:r>
       <w:tab/>
       <w:tab/>
-      <w:t>2026-09-06</w:t>
+      <w:t>2026-09-07</w:t>
       <w:br/>
       <w:br/>
     </w:r>

--- a/klagomål/A 63190-2025 FSC-klagomål.docx
+++ b/klagomål/A 63190-2025 FSC-klagomål.docx
@@ -794,7 +794,7 @@
     <w:r>
       <w:tab/>
       <w:tab/>
-      <w:t>2026-09-07</w:t>
+      <w:t>2026-09-08</w:t>
       <w:br/>
       <w:br/>
     </w:r>

--- a/klagomål/A 63190-2025 FSC-klagomål.docx
+++ b/klagomål/A 63190-2025 FSC-klagomål.docx
@@ -794,7 +794,7 @@
     <w:r>
       <w:tab/>
       <w:tab/>
-      <w:t>2026-09-08</w:t>
+      <w:t>2026-09-09</w:t>
       <w:br/>
       <w:br/>
     </w:r>

--- a/klagomål/A 63190-2025 FSC-klagomål.docx
+++ b/klagomål/A 63190-2025 FSC-klagomål.docx
@@ -163,7 +163,7 @@
         <w:pStyle w:val="Title"/>
       </w:pPr>
       <w:r>
-        <w:t>Inledande FSC- /PEFC-klagomål – information om höga naturvärden i avverkningsanmälan A 63190-2025 i Jokkmokks kommun</w:t>
+        <w:t>Inledande FSC- /PEFC-klagomål – information om höga naturvärden och fridlysta arter i avverkningsanmälan A 63190-2025 i Jokkmokks kommun</w:t>
       </w:r>
     </w:p>
     <w:p>
@@ -216,12 +216,12 @@
         <w:spacing w:after="240"/>
       </w:pPr>
       <w:r>
-        <w:t>Figur 1. Fyndplatser för naturvårdsarter i och inom 16 meter från avverkningsanmälan. Markörer utan svart kant är placerade på fyndplatsen. Markörer med svart kant är placerade vid sidan av fyndplatsen och har ett svart streck som visar fyndplatsens exakta position. Kartans mittpunktskoordinat är N 7412780, E 688369 i SWEREF 99 TM.</w:t>
+        <w:t>Figur 1. Fyndplatser för naturvårdsarter i och inom 24 meter från avverkningsanmälan. Markörer utan svart kant är placerade på fyndplatsen. Markörer med svart kant är placerade vid sidan av fyndplatsen och har ett svart streck som visar fyndplatsens exakta position. Kartans mittpunktskoordinat är N 7412780, E 688369 i SWEREF 99 TM.</w:t>
       </w:r>
     </w:p>
     <w:p>
       <w:r>
-        <w:t>I och inom 16 meter från avverkningsanmälan finns fynd av 8 naturvårdsarter, varav 8 är rödlistade och 5 är typiska (T): gräddporing (VU, T), smalfotad taggsvamp (VU), tajgataggsvamp (VU), blå taggsvamp (NT, T), dropptaggsvamp (NT, T), dvärgbägarlav (NT, T), talltaggsvamp (NT) och vedskivlav (NT, T). Se Figur 1.</w:t>
+        <w:t>I och inom 24 meter från avverkningsanmälan finns fynd av 16 naturvårdsarter, varav 14 är rödlistade, 3 är fridlysta, 7 är typiska (T) och 1 är signalart (S): gräddporing (VU, T), smalfotad taggsvamp (VU), tajgataggsvamp (VU), blå taggsvamp (NT, T), dropptaggsvamp (NT, T), dvärgbägarlav (NT, T), mjölsvärting (NT), skarp dropptaggsvamp (NT), svartvit taggsvamp (NT), talltaggsvamp (NT), talltita (NT, §4), vaxspindling (NT), vedskivlav (NT, T), vitplätt (NT), plattlummer (S, T, §9) och tjäder (T, §4). Se Figur 1.</w:t>
       </w:r>
     </w:p>
     <w:p>
@@ -244,7 +244,7 @@
     </w:p>
     <w:p>
       <w:r>
-        <w:t>Nedan följer beskrivningar av de naturvårdsarter och fridlysta arter som har sina livsmiljöer och växtplatser i den avverkningsanmälda skogen. De påträffade naturvårdsarterna är ett tydligt kvitto på att det rör sig om en skog med höga naturvärden.</w:t>
+        <w:t>Nedan följer beskrivningar av de naturvårdsarter och fridlysta arter som har sina livsmiljöer och växtplatser i den avverkningsanmälda skogen. Se även ytterligare artfakta i BILAGA 1. De påträffade naturvårdsarterna är ett tydligt kvitto på att det rör sig om en skog med höga naturvärden.</w:t>
       </w:r>
     </w:p>
     <w:p>
@@ -363,10 +363,65 @@
         <w:rPr>
           <w:b/>
         </w:rPr>
+        <w:t>Mjölsvärting (NT)</w:t>
+      </w:r>
+      <w:r>
+        <w:t xml:space="preserve"> växer i luckig barrskog, huvudsakligen på tallhed och i äldre skog. Mager, äldre tallskog och barrblandskog med lång trädkontinuitet bör undantas från trakthyggesbruk. Mjölsvärtingens lokaler är ofta nyckelbiotoper och bör då sparas i sin helhet (SLU Artdatabanken, 2024).</w:t>
+      </w:r>
+    </w:p>
+    <w:p>
+      <w:r>
+        <w:rPr>
+          <w:b/>
+        </w:rPr>
+        <w:t xml:space="preserve">Skarp dropptaggsvamp (NT) </w:t>
+      </w:r>
+      <w:r>
+        <w:t>bildar mykorrhiza med både gran och tall, främst i barrskogar med trädkontinuitet. Arten uppträder dels i näringsrik kalkbarrskog och dels i sur lavtallskog. Kalkbarrskogarna är ofta grandominerade, olikåldriga och skiktade på frisk mark med ett örtrikt vegetationsskikt. Lavtallskogarna är i regel magra, torra, ljusöppna och ofta brandpräglade. Den totala populationen i landet har minskat och bedöms fortsätta minska till följd av avverkning av äldre barrskogar. Arten har begränsad förmåga att återetablera sig efter slutavverkning eller andra storskaliga skogsbruksåtgärder. Det saknas indikationer på att arten långsiktigt kan etablera eller reproducera sig i skogsbestånd som brukas med metoder som trakthyggesbruk, markberedning, gödsling eller föryngring med förädlat plantmaterial. Minskningstakten för den svenska populationen bedöms vara nära gränsvärdet för Sårbar (VU) (SLU Artdatabanken, 2026).</w:t>
+      </w:r>
+    </w:p>
+    <w:p>
+      <w:r>
+        <w:rPr>
+          <w:b/>
+        </w:rPr>
+        <w:t xml:space="preserve">Svartvit taggsvamp (NT) </w:t>
+      </w:r>
+      <w:r>
+        <w:t>bildar mykorrhiza med tall, troligen även med gran. Den växer huvudsakligen i äldre, naturligt uppkommen skog på torr eller frisk mark och förekommer såväl på tallhedar som i mossig barrblandskog. Flera olika former har påträffats vid DNA-undersökningar av europeiskt material och det är oklart hur många former som finns i värd land. Kalavverkning av äldre skog är ett reellt hot, liksom maskinell markberedning och minskad andel självföryngring. Lokaler som fortfarande håller svampen behöver säkerställas (SLU Artdatabanken, 2024; Nitare &amp; Skogsstyrelsen, 2019).</w:t>
+      </w:r>
+    </w:p>
+    <w:p>
+      <w:r>
+        <w:rPr>
+          <w:b/>
+        </w:rPr>
         <w:t xml:space="preserve">Talltaggsvamp (NT) </w:t>
       </w:r>
       <w:r>
         <w:t>förekommer främst i tallnaturskogar eller tallskogar av kontinuitetsskogskaraktär där den bildar mykorrhiza med tall. Särskilt frekvent är den i sandtallskogar med inslag av gamla träd, t.ex. på grusåsar, stränder och sandhedar. Arten hotas främst av skogsavverkning och tycks försvinna efter slutavverkning, markberedning och plantering. Talltaggsvamp är globalt rödlistad som nära hotad (NT) vilket innebär att Sverige har ett internationellt ansvar för arten (IUCN, 2025; SLU Artdatabanken, 2024).</w:t>
+      </w:r>
+    </w:p>
+    <w:p>
+      <w:r>
+        <w:rPr>
+          <w:b/>
+        </w:rPr>
+        <w:t>Talltita (NT, §4)</w:t>
+      </w:r>
+      <w:r>
+        <w:t>, rödlistad som nära hotad och prioriterad art i Skogsvårdslagen, har häckningsrevir i anmälan. Arten har minskat kraftigt de senaste 30 åren och minskningstakten innevarande 10-årsperiod beräknas till 20 (10–30) %. Talltitan är synnerligen trogen sitt cirka 15 hektar stora revir och är beroende av flerskiktade olikåldriga skogar för att kunna föda upp sina ungar. Talltitan försvinner om dess livsmiljö kalavverkas (Eggers &amp; Low, 2014; Ekman, 1979; Griesser et al, 2007; Klein, 2020; Siffczyk et al, 2003; SLU Artdatabanken, 2021).</w:t>
+      </w:r>
+    </w:p>
+    <w:p>
+      <w:r>
+        <w:rPr>
+          <w:b/>
+        </w:rPr>
+        <w:t>Vaxspindling (NT)</w:t>
+      </w:r>
+      <w:r>
+        <w:t xml:space="preserve"> växer främst i äldre skogar på sandig mark där den bildar mykorrhiza med tall, framförallt på sandiga lavtallhedar. Mager, sandig och brandpräglad tallskog med lång trädkontinuitet bör undantas från trakthyggesbruk och inte kalavverkas. De mest värdefulla lokalerna bör få ett långsiktigt skydd med naturvårdsinriktad skötsel. Arten är placerad högst upp i Skogsstyrelsens värdepyramid för bedömning av skog med höga naturvärden och den är globalt rödlistad som nära hotad (NT), vilket medför ett internationellt ansvar för arten (SLU Artdatabanken, 2024; Nitare &amp; Skogsstyrelsen, 2019; IUCN, 2019).</w:t>
       </w:r>
     </w:p>
     <w:p>
@@ -387,6 +442,75 @@
       </w:r>
       <w:r>
         <w:t xml:space="preserve"> (SLU Artdatabanken, 2024).</w:t>
+      </w:r>
+    </w:p>
+    <w:p>
+      <w:r>
+        <w:rPr>
+          <w:b/>
+        </w:rPr>
+        <w:t>Vitplätt (NT)</w:t>
+      </w:r>
+      <w:r>
+        <w:t xml:space="preserve"> är en nedbrytare av död, hård och torr tallved och orsakar brunröta. Den förekommer mest i äldre, naturskogsliknande tallskog eller blandskog med äldre tall. Arten hotas av avverkning av gammal, senvuxen tall. I södra Sverige råder brist på lämpliga habitat och arten kan inte längre sprida sig utanför sina få kända växtplatser. Lokaler med gammal tall bör undantas från skogsbruk, i synnerhet i södra Sverige (SLU Artdatabanken, 2024).</w:t>
+      </w:r>
+    </w:p>
+    <w:p>
+      <w:r>
+        <w:rPr>
+          <w:b/>
+        </w:rPr>
+        <w:t>Plattlummer (§9)</w:t>
+      </w:r>
+      <w:r>
+        <w:t xml:space="preserve"> växer främst i ljusöppna sandtallskogar eller annan gles, torr och brandpräglad hedbarrskog. Den är mest frekvent i olika typer av naturskogar och kontinuitetsskogar och missgynnas markant av slutavverkning och maskinell markberedning. Söder ut i landet förekommer de närstående arterna cypresslummer (EN, §8) och mellanlummer (NT, §9), vilka båda omfattas av EU:s art- och habitatdirektiv. Plattlummer är typisk art för </w:t>
+      </w:r>
+      <w:r>
+        <w:rPr>
+          <w:i/>
+        </w:rPr>
+        <w:t xml:space="preserve">9010 Taiga </w:t>
+      </w:r>
+      <w:r>
+        <w:t>och</w:t>
+      </w:r>
+      <w:r>
+        <w:rPr>
+          <w:i/>
+        </w:rPr>
+        <w:t xml:space="preserve"> 2320 Rissandhedar </w:t>
+      </w:r>
+      <w:r>
+        <w:t>(Nitare &amp; Skogsstyrelsen, 2019; SLU Artdatabanken, 2026).</w:t>
+      </w:r>
+    </w:p>
+    <w:p>
+      <w:r>
+        <w:rPr>
+          <w:b/>
+        </w:rPr>
+        <w:t>Tjäder (§4)</w:t>
+      </w:r>
+      <w:r>
+        <w:t xml:space="preserve"> omfattas av bilaga 1 och 2 EU:s fågeldirektiv och är typisk art för </w:t>
+      </w:r>
+      <w:r>
+        <w:rPr>
+          <w:i/>
+        </w:rPr>
+        <w:t xml:space="preserve">9010 Taiga </w:t>
+      </w:r>
+      <w:r>
+        <w:t xml:space="preserve">och </w:t>
+      </w:r>
+      <w:r>
+        <w:rPr>
+          <w:i/>
+        </w:rPr>
+        <w:t>9740 Skogsbevuxen myr</w:t>
+      </w:r>
+      <w:r>
+        <w:t>. Tjädern är en utpräglad skogsfågel knuten till större sammanhängande barrskogsområden. Tupparna och hönorna utnyttjar till viss del olika miljöer, och habitatvalet varierar dessutom mellan olika delar av året. För att det ska finnas livskraftiga tjäderbestånd krävs funktionella skogslandskap med en blandning av uppvuxen, gles och luckig skog, täta sumpskogar, myrar och andra små våtmarker. Arten försvinner när skogen fragmenteras och den sammanlagda arealen hyggen och andra öppna områden blir för stor. Ett småskaligt och försiktigt virkesuttag genom hyggesfria metoder kan i vissa fall vara möjligt i området inom 200 m från lekcentrum. Längre ut från lekcentrum, inom 200–500 m bör den avverkade ytan inte överskrida 1 hektar för att undvika alltför stora och snabba förändringar (Skogsstyrelsen, 2019; SLU Artdatabanken, 2024).</w:t>
       </w:r>
     </w:p>
     <w:p>
@@ -441,6 +565,22 @@
       <w:r>
         <w:t>I den avverkningsanmälda skogen har fridlysta arter sina livsmiljöer och växtplatser. Att skada de fridlysta arternas livsmiljöer, växtplatser eller ekologiska funktion är inte tillåtet enligt artskyddsförordningen.</w:t>
       </w:r>
+      <w:r>
+        <w:rPr>
+          <w:i/>
+        </w:rPr>
+        <w:t xml:space="preserve"> EU:s medlemsländer och skogsbolag är skyldiga att agera i enlighet med EU:s fågeldirektiv där det uttryckligen står att direktivet gäller för fåglar samt för deras ägg, bon och </w:t>
+      </w:r>
+      <w:r>
+        <w:rPr>
+          <w:b/>
+          <w:i/>
+        </w:rPr>
+        <w:t xml:space="preserve">livsmiljöer </w:t>
+      </w:r>
+      <w:r>
+        <w:t>(artikel 1). Vidare att de åtgärder som vidtas inte får leda till en försämring av den nuvarande situationen beträffande bevarandet av de fågelarter som avses i artikel 1 (artikel 13).</w:t>
+      </w:r>
     </w:p>
     <w:p>
       <w:r>
@@ -479,7 +619,7 @@
         <w:rPr>
           <w:i/>
         </w:rPr>
-        <w:t>I det avverkningsanmälda skogsområdet har 8 naturvårdsarter varav 8 rödlistade arter sina livsmiljöer och växtplatser.</w:t>
+        <w:t>I det avverkningsanmälda skogsområdet har 16 naturvårdsarter varav 14 rödlistade arter sina livsmiljöer och växtplatser.</w:t>
       </w:r>
     </w:p>
     <w:p>
@@ -664,6 +804,208 @@
           <w:i/>
         </w:rPr>
         <w:t>I den avverkningsanmälda skogen har fridlysta arter sina livsmiljöer och växtplatser. Att skada de fridlysta arternas livsmiljöer, växtplatser eller ekologiska funktion är inte tillåtet enligt artskyddsförordningen</w:t>
+      </w:r>
+    </w:p>
+    <w:p>
+      <w:r>
+        <w:br w:type="page"/>
+      </w:r>
+    </w:p>
+    <w:p>
+      <w:pPr>
+        <w:pStyle w:val="Title"/>
+      </w:pPr>
+      <w:r>
+        <w:t>BILAGA 1 – Fridlysta arter</w:t>
+      </w:r>
+    </w:p>
+    <w:p>
+      <w:pPr>
+        <w:pStyle w:val="Heading1"/>
+      </w:pPr>
+      <w:r>
+        <w:t>Talltita – ekologi samt krav på livsmiljön</w:t>
+      </w:r>
+    </w:p>
+    <w:p>
+      <w:r>
+        <w:t>Talltita är rödlistad som NT, fridlyst och prioriterad art i Skogsvårdslagen. Den omfattas av EU:s fågeldirektiv. Arten har minskat kraftigt de senaste 30 åren och minskningstakten innevarande 10-årsperiod beräknas till 20 (10–30) % (SLU Artdatabanken, 2022).</w:t>
+      </w:r>
+    </w:p>
+    <w:p>
+      <w:r>
+        <w:t>Talltita föredrar större sammanhängande barrskogar, och finns såväl i tallskog som granskog och i lövblandad barrskog. Skogens struktur är viktig och ska helst vara flerskiktad med riklig underväxt av mindre granar, björk och andra lövträd och buskar. Tillgång på murknande högstubbar är särskilt viktig, eftersom talltitan helst själv hackar ut sitt bohål (SLU Artdatabanken, 2022).</w:t>
+      </w:r>
+    </w:p>
+    <w:p>
+      <w:r>
+        <w:t>Det finns flera studier som visar att talltita är känslig för gallring och inte överlever när dess livsmiljö kalavverkas (Eggers and Low, 2014; Griesser et al., 2007; Klein, 2020). Talltitans revir är förhållandevis stora, 10–20 hektar och arten missgynnas när skogen fragmenteras. Kalavverkning av större delar av reviret innebär att det överges (Artdatabanken, 2021).</w:t>
+      </w:r>
+    </w:p>
+    <w:p>
+      <w:r>
+        <w:t>Talltitan är synnerligen trogen sitt revir så länge paret lever och biotopen förblir intakt. Paret stannar i sitt revir året om. En förlust av ett revir har därför en stor inverkan på den lokala populationen och trakthyggesbruket anses vara orsak till den svenska populationens kraftiga minskning. Talltiteparets revirtrohet innebär att närhelst under året man observerar en adult talltita så ingår denna plats i reviret (Siffczyk et al., 2003; Ekman, 1979).</w:t>
+      </w:r>
+    </w:p>
+    <w:p>
+      <w:pPr>
+        <w:pStyle w:val="Heading2"/>
+      </w:pPr>
+      <w:r>
+        <w:t>Referenser – talltita</w:t>
+      </w:r>
+    </w:p>
+    <w:p>
+      <w:r>
+        <w:t xml:space="preserve">Eggers, S., Low, M., 2014. </w:t>
+      </w:r>
+      <w:r>
+        <w:rPr>
+          <w:i/>
+        </w:rPr>
+        <w:t xml:space="preserve">Differential demographic responses of sympatric Parids to vegetation management in boreal forest. </w:t>
+      </w:r>
+      <w:r>
+        <w:t>For. Ecol. Manage. 319, 169–175.</w:t>
+      </w:r>
+    </w:p>
+    <w:p>
+      <w:r>
+        <w:t xml:space="preserve">Ekman, J., 1979. </w:t>
+      </w:r>
+      <w:r>
+        <w:rPr>
+          <w:i/>
+        </w:rPr>
+        <w:t xml:space="preserve">Coherence, composition and territories of winter social groups of the Willow Tit Parus montanus and the Crested Tit P. cristatus. </w:t>
+      </w:r>
+      <w:r>
+        <w:t>Ornis Scandinavica, 10, pp 56–68</w:t>
+      </w:r>
+    </w:p>
+    <w:p>
+      <w:r>
+        <w:t xml:space="preserve">Griesser, M., Nystrand, M., Eggers, S., Ekman, J., 2007. </w:t>
+      </w:r>
+      <w:r>
+        <w:rPr>
+          <w:i/>
+        </w:rPr>
+        <w:t xml:space="preserve">Impact of forestry practices on fitness correlates and population productivity in an open-nesting bird species. </w:t>
+      </w:r>
+      <w:r>
+        <w:t>Conserv. Biol. 21, 767–774. https://doi.org/10.1111/j.1523- 1739.2007.00675.x</w:t>
+      </w:r>
+    </w:p>
+    <w:p>
+      <w:r>
+        <w:t xml:space="preserve">Klein, J., 2020. </w:t>
+      </w:r>
+      <w:r>
+        <w:rPr>
+          <w:i/>
+        </w:rPr>
+        <w:t xml:space="preserve">The forgotten forest – On thinning, retention, and biodiversity in the boreal forest. </w:t>
+      </w:r>
+      <w:r>
+        <w:t>Doctoral Thesis No. 2020:50</w:t>
+      </w:r>
+    </w:p>
+    <w:p>
+      <w:r>
+        <w:t xml:space="preserve">Siffczyk, C., Brotons, L., Kangas, K., Orell, M., 2003. </w:t>
+      </w:r>
+      <w:r>
+        <w:rPr>
+          <w:i/>
+        </w:rPr>
+        <w:t xml:space="preserve">Home range size of willow tits. </w:t>
+      </w:r>
+      <w:r>
+        <w:t>Oecologica, 136, 635–642 (2003)</w:t>
+      </w:r>
+    </w:p>
+    <w:p>
+      <w:r>
+        <w:t xml:space="preserve">SLU Artdatabanken, 2021. </w:t>
+      </w:r>
+      <w:r>
+        <w:rPr>
+          <w:i/>
+        </w:rPr>
+        <w:t xml:space="preserve">Artfaktablad. Naturvård – artfakta. </w:t>
+      </w:r>
+      <w:r>
+        <w:t>SLU Artdatabanken, Uppsala</w:t>
+      </w:r>
+    </w:p>
+    <w:p>
+      <w:pPr>
+        <w:pStyle w:val="Heading1"/>
+      </w:pPr>
+      <w:r>
+        <w:t>Tjäder – ekologi samt krav på livsmiljön</w:t>
+      </w:r>
+    </w:p>
+    <w:p>
+      <w:r>
+        <w:t xml:space="preserve">Tjäder (§4) omfattas av bilaga 1 och 2 EU:s fågeldirektiv och är typisk art för </w:t>
+      </w:r>
+      <w:r>
+        <w:rPr>
+          <w:i/>
+        </w:rPr>
+        <w:t xml:space="preserve">9010 Taiga </w:t>
+      </w:r>
+      <w:r>
+        <w:t xml:space="preserve">och </w:t>
+      </w:r>
+      <w:r>
+        <w:rPr>
+          <w:i/>
+        </w:rPr>
+        <w:t>9740 Skogsbevuxen myr</w:t>
+      </w:r>
+      <w:r>
+        <w:t>. Tjädern är en utpräglad skogsfågel knuten till större sammanhängande barrskogsområden. Tupparna och hönorna utnyttjar till viss del olika miljöer, och habitatvalet varierar dessutom mellan olika delar av året. För att det ska finnas livskraftiga tjäderbestånd krävs funktionella skogslandskap med en blandning av uppvuxen, gles och luckig skog, täta sumpskogar, myrar och andra små våtmarker (Skogsstyrelsen, 2019; SLU Artdatabanken 2024).</w:t>
+      </w:r>
+    </w:p>
+    <w:p>
+      <w:r>
+        <w:t>Arten försvinner när skogen fragmenteras och den sammanlagda arealen hyggen och andra öppna områden blir för stor. Ett småskaligt och försiktigt virkesuttag genom hyggesfria metoder kan i vissa fall vara möjligt i området inom 200 m från lekcentrum. Längre ut från lekcentrum, inom 200–500 m bör den avverkade ytan inte överskrida 1 hektar för att undvika alltför stora och snabba förändringar (Skogsstyrelsen, 2019).</w:t>
+      </w:r>
+    </w:p>
+    <w:p>
+      <w:pPr>
+        <w:pStyle w:val="Heading2"/>
+      </w:pPr>
+      <w:r>
+        <w:t>Referenser – tjäder</w:t>
+      </w:r>
+    </w:p>
+    <w:p>
+      <w:r>
+        <w:t xml:space="preserve">Skogsstyrelsen, 2019. </w:t>
+      </w:r>
+      <w:r>
+        <w:rPr>
+          <w:i/>
+        </w:rPr>
+        <w:t>Vägledning för hänsyn till fåglar – tjäder.</w:t>
+      </w:r>
+    </w:p>
+    <w:p>
+      <w:r>
+        <w:t xml:space="preserve">SLU Artdatabanken, 2024. </w:t>
+      </w:r>
+      <w:r>
+        <w:rPr>
+          <w:i/>
+        </w:rPr>
+        <w:t xml:space="preserve">Artfaktablad. Naturvård – artfakta. </w:t>
+      </w:r>
+      <w:r>
+        <w:t>SLU Artdatabanken, Uppsala</w:t>
       </w:r>
     </w:p>
     <w:sectPr>
@@ -794,7 +1136,7 @@
     <w:r>
       <w:tab/>
       <w:tab/>
-      <w:t>2026-09-09</w:t>
+      <w:t>2026-09-10</w:t>
       <w:br/>
       <w:br/>
     </w:r>

--- a/klagomål/A 63190-2025 FSC-klagomål.docx
+++ b/klagomål/A 63190-2025 FSC-klagomål.docx
@@ -1136,7 +1136,7 @@
     <w:r>
       <w:tab/>
       <w:tab/>
-      <w:t>2026-09-10</w:t>
+      <w:t>2026-09-11</w:t>
       <w:br/>
       <w:br/>
     </w:r>

--- a/klagomål/A 63190-2025 FSC-klagomål.docx
+++ b/klagomål/A 63190-2025 FSC-klagomål.docx
@@ -1136,7 +1136,7 @@
     <w:r>
       <w:tab/>
       <w:tab/>
-      <w:t>2026-09-11</w:t>
+      <w:t>2026-09-12</w:t>
       <w:br/>
       <w:br/>
     </w:r>
